--- a/Use Cases and diagrams.docx
+++ b/Use Cases and diagrams.docx
@@ -36997,15 +36997,7 @@
           <w:szCs w:val="32"/>
         </w:rPr>
         <w:lastRenderedPageBreak/>
-        <w:t>5.</w:t>
-      </w:r>
-      <w:r>
-        <w:rPr>
-          <w:rFonts w:ascii="Times New Roman" w:hAnsi="Times New Roman" w:cs="Times New Roman"/>
-          <w:sz w:val="32"/>
-          <w:szCs w:val="32"/>
-        </w:rPr>
-        <w:t>3 Activity Diagrams</w:t>
+        <w:t>5.3 Activity Diagrams</w:t>
       </w:r>
     </w:p>
     <w:p>
@@ -37459,6 +37451,297 @@
     </w:p>
     <w:p>
       <w:pPr>
+        <w:ind w:firstLine="720"/>
+        <w:rPr>
+          <w:rFonts w:ascii="Times New Roman" w:hAnsi="Times New Roman" w:cs="Times New Roman"/>
+          <w:sz w:val="28"/>
+          <w:szCs w:val="28"/>
+        </w:rPr>
+      </w:pPr>
+      <w:r>
+        <w:rPr>
+          <w:rFonts w:ascii="Times New Roman" w:hAnsi="Times New Roman" w:cs="Times New Roman"/>
+          <w:sz w:val="28"/>
+          <w:szCs w:val="28"/>
+        </w:rPr>
+        <w:lastRenderedPageBreak/>
+        <w:t>AC057:</w:t>
+      </w:r>
+      <w:r>
+        <w:rPr>
+          <w:rFonts w:ascii="Times New Roman" w:hAnsi="Times New Roman" w:cs="Times New Roman"/>
+          <w:sz w:val="28"/>
+          <w:szCs w:val="28"/>
+        </w:rPr>
+        <w:t xml:space="preserve"> </w:t>
+      </w:r>
+      <w:r>
+        <w:rPr>
+          <w:rFonts w:ascii="Times New Roman" w:eastAsia="Times New Roman" w:hAnsi="Times New Roman" w:cs="Times New Roman"/>
+          <w:color w:val="000000"/>
+          <w:sz w:val="28"/>
+          <w:szCs w:val="28"/>
+        </w:rPr>
+        <w:t>Maintenance staff submit detailed feedback and completion reports after finishing tasks</w:t>
+      </w:r>
+    </w:p>
+    <w:p>
+      <w:pPr>
+        <w:rPr>
+          <w:rFonts w:ascii="Times New Roman" w:hAnsi="Times New Roman" w:cs="Times New Roman"/>
+          <w:sz w:val="32"/>
+          <w:szCs w:val="32"/>
+        </w:rPr>
+      </w:pPr>
+    </w:p>
+    <w:p>
+      <w:pPr>
+        <w:rPr>
+          <w:rFonts w:ascii="Times New Roman" w:hAnsi="Times New Roman" w:cs="Times New Roman"/>
+          <w:sz w:val="32"/>
+          <w:szCs w:val="32"/>
+        </w:rPr>
+      </w:pPr>
+      <w:r>
+        <w:rPr>
+          <w:rFonts w:ascii="Times New Roman" w:hAnsi="Times New Roman" w:cs="Times New Roman"/>
+          <w:noProof/>
+          <w:sz w:val="32"/>
+          <w:szCs w:val="32"/>
+        </w:rPr>
+        <w:drawing>
+          <wp:anchor distT="0" distB="0" distL="114300" distR="114300" simplePos="0" relativeHeight="251662336" behindDoc="1" locked="0" layoutInCell="1" allowOverlap="1" wp14:anchorId="4B071915" wp14:editId="56370755">
+            <wp:simplePos x="0" y="0"/>
+            <wp:positionH relativeFrom="margin">
+              <wp:align>right</wp:align>
+            </wp:positionH>
+            <wp:positionV relativeFrom="paragraph">
+              <wp:posOffset>146050</wp:posOffset>
+            </wp:positionV>
+            <wp:extent cx="5943600" cy="7165340"/>
+            <wp:effectExtent l="0" t="0" r="0" b="0"/>
+            <wp:wrapNone/>
+            <wp:docPr id="12" name="Picture 12"/>
+            <wp:cNvGraphicFramePr>
+              <a:graphicFrameLocks xmlns:a="http://schemas.openxmlformats.org/drawingml/2006/main" noChangeAspect="1"/>
+            </wp:cNvGraphicFramePr>
+            <a:graphic xmlns:a="http://schemas.openxmlformats.org/drawingml/2006/main">
+              <a:graphicData uri="http://schemas.openxmlformats.org/drawingml/2006/picture">
+                <pic:pic xmlns:pic="http://schemas.openxmlformats.org/drawingml/2006/picture">
+                  <pic:nvPicPr>
+                    <pic:cNvPr id="12" name="Picture 12"/>
+                    <pic:cNvPicPr/>
+                  </pic:nvPicPr>
+                  <pic:blipFill>
+                    <a:blip r:embed="rId12">
+                      <a:extLst>
+                        <a:ext uri="{28A0092B-C50C-407E-A947-70E740481C1C}">
+                          <a14:useLocalDpi xmlns:a14="http://schemas.microsoft.com/office/drawing/2010/main" val="0"/>
+                        </a:ext>
+                      </a:extLst>
+                    </a:blip>
+                    <a:stretch>
+                      <a:fillRect/>
+                    </a:stretch>
+                  </pic:blipFill>
+                  <pic:spPr>
+                    <a:xfrm>
+                      <a:off x="0" y="0"/>
+                      <a:ext cx="5943600" cy="7165340"/>
+                    </a:xfrm>
+                    <a:prstGeom prst="rect">
+                      <a:avLst/>
+                    </a:prstGeom>
+                  </pic:spPr>
+                </pic:pic>
+              </a:graphicData>
+            </a:graphic>
+          </wp:anchor>
+        </w:drawing>
+      </w:r>
+    </w:p>
+    <w:p>
+      <w:pPr>
+        <w:rPr>
+          <w:rFonts w:ascii="Times New Roman" w:hAnsi="Times New Roman" w:cs="Times New Roman"/>
+          <w:sz w:val="32"/>
+          <w:szCs w:val="32"/>
+        </w:rPr>
+      </w:pPr>
+    </w:p>
+    <w:p>
+      <w:pPr>
+        <w:rPr>
+          <w:rFonts w:ascii="Times New Roman" w:hAnsi="Times New Roman" w:cs="Times New Roman"/>
+          <w:sz w:val="32"/>
+          <w:szCs w:val="32"/>
+        </w:rPr>
+      </w:pPr>
+    </w:p>
+    <w:p>
+      <w:pPr>
+        <w:rPr>
+          <w:rFonts w:ascii="Times New Roman" w:hAnsi="Times New Roman" w:cs="Times New Roman"/>
+          <w:sz w:val="32"/>
+          <w:szCs w:val="32"/>
+        </w:rPr>
+      </w:pPr>
+    </w:p>
+    <w:p>
+      <w:pPr>
+        <w:rPr>
+          <w:rFonts w:ascii="Times New Roman" w:hAnsi="Times New Roman" w:cs="Times New Roman"/>
+          <w:sz w:val="32"/>
+          <w:szCs w:val="32"/>
+        </w:rPr>
+      </w:pPr>
+    </w:p>
+    <w:p>
+      <w:pPr>
+        <w:rPr>
+          <w:rFonts w:ascii="Times New Roman" w:hAnsi="Times New Roman" w:cs="Times New Roman"/>
+          <w:sz w:val="32"/>
+          <w:szCs w:val="32"/>
+        </w:rPr>
+      </w:pPr>
+    </w:p>
+    <w:p>
+      <w:pPr>
+        <w:rPr>
+          <w:rFonts w:ascii="Times New Roman" w:hAnsi="Times New Roman" w:cs="Times New Roman"/>
+          <w:sz w:val="32"/>
+          <w:szCs w:val="32"/>
+        </w:rPr>
+      </w:pPr>
+    </w:p>
+    <w:p>
+      <w:pPr>
+        <w:rPr>
+          <w:rFonts w:ascii="Times New Roman" w:hAnsi="Times New Roman" w:cs="Times New Roman"/>
+          <w:sz w:val="32"/>
+          <w:szCs w:val="32"/>
+        </w:rPr>
+      </w:pPr>
+    </w:p>
+    <w:p>
+      <w:pPr>
+        <w:rPr>
+          <w:rFonts w:ascii="Times New Roman" w:hAnsi="Times New Roman" w:cs="Times New Roman"/>
+          <w:sz w:val="32"/>
+          <w:szCs w:val="32"/>
+        </w:rPr>
+      </w:pPr>
+    </w:p>
+    <w:p>
+      <w:pPr>
+        <w:rPr>
+          <w:rFonts w:ascii="Times New Roman" w:hAnsi="Times New Roman" w:cs="Times New Roman"/>
+          <w:sz w:val="32"/>
+          <w:szCs w:val="32"/>
+        </w:rPr>
+      </w:pPr>
+    </w:p>
+    <w:p>
+      <w:pPr>
+        <w:rPr>
+          <w:rFonts w:ascii="Times New Roman" w:hAnsi="Times New Roman" w:cs="Times New Roman"/>
+          <w:sz w:val="32"/>
+          <w:szCs w:val="32"/>
+        </w:rPr>
+      </w:pPr>
+    </w:p>
+    <w:p>
+      <w:pPr>
+        <w:rPr>
+          <w:rFonts w:ascii="Times New Roman" w:hAnsi="Times New Roman" w:cs="Times New Roman"/>
+          <w:sz w:val="32"/>
+          <w:szCs w:val="32"/>
+        </w:rPr>
+      </w:pPr>
+    </w:p>
+    <w:p>
+      <w:pPr>
+        <w:rPr>
+          <w:rFonts w:ascii="Times New Roman" w:hAnsi="Times New Roman" w:cs="Times New Roman"/>
+          <w:sz w:val="32"/>
+          <w:szCs w:val="32"/>
+        </w:rPr>
+      </w:pPr>
+    </w:p>
+    <w:p>
+      <w:pPr>
+        <w:rPr>
+          <w:rFonts w:ascii="Times New Roman" w:hAnsi="Times New Roman" w:cs="Times New Roman"/>
+          <w:sz w:val="32"/>
+          <w:szCs w:val="32"/>
+        </w:rPr>
+      </w:pPr>
+    </w:p>
+    <w:p>
+      <w:pPr>
+        <w:rPr>
+          <w:rFonts w:ascii="Times New Roman" w:hAnsi="Times New Roman" w:cs="Times New Roman"/>
+          <w:sz w:val="32"/>
+          <w:szCs w:val="32"/>
+        </w:rPr>
+      </w:pPr>
+    </w:p>
+    <w:p>
+      <w:pPr>
+        <w:rPr>
+          <w:rFonts w:ascii="Times New Roman" w:hAnsi="Times New Roman" w:cs="Times New Roman"/>
+          <w:sz w:val="32"/>
+          <w:szCs w:val="32"/>
+        </w:rPr>
+      </w:pPr>
+    </w:p>
+    <w:p>
+      <w:pPr>
+        <w:rPr>
+          <w:rFonts w:ascii="Times New Roman" w:hAnsi="Times New Roman" w:cs="Times New Roman"/>
+          <w:sz w:val="32"/>
+          <w:szCs w:val="32"/>
+        </w:rPr>
+      </w:pPr>
+    </w:p>
+    <w:p>
+      <w:pPr>
+        <w:rPr>
+          <w:rFonts w:ascii="Times New Roman" w:hAnsi="Times New Roman" w:cs="Times New Roman"/>
+          <w:sz w:val="32"/>
+          <w:szCs w:val="32"/>
+        </w:rPr>
+      </w:pPr>
+    </w:p>
+    <w:p>
+      <w:pPr>
+        <w:rPr>
+          <w:rFonts w:ascii="Times New Roman" w:hAnsi="Times New Roman" w:cs="Times New Roman"/>
+          <w:sz w:val="32"/>
+          <w:szCs w:val="32"/>
+        </w:rPr>
+      </w:pPr>
+    </w:p>
+    <w:p>
+      <w:pPr>
+        <w:rPr>
+          <w:rFonts w:ascii="Times New Roman" w:hAnsi="Times New Roman" w:cs="Times New Roman"/>
+          <w:sz w:val="32"/>
+          <w:szCs w:val="32"/>
+        </w:rPr>
+      </w:pPr>
+    </w:p>
+    <w:p>
+      <w:pPr>
+        <w:rPr>
+          <w:rFonts w:ascii="Times New Roman" w:hAnsi="Times New Roman" w:cs="Times New Roman"/>
+          <w:sz w:val="32"/>
+          <w:szCs w:val="32"/>
+        </w:rPr>
+      </w:pPr>
+    </w:p>
+    <w:p>
+      <w:pPr>
         <w:rPr>
           <w:rFonts w:ascii="Times New Roman" w:hAnsi="Times New Roman" w:cs="Times New Roman"/>
           <w:sz w:val="32"/>
@@ -37535,7 +37818,7 @@
                     </pic:cNvPicPr>
                   </pic:nvPicPr>
                   <pic:blipFill>
-                    <a:blip r:embed="rId12" cstate="print">
+                    <a:blip r:embed="rId13" cstate="print">
                       <a:extLst>
                         <a:ext uri="{28A0092B-C50C-407E-A947-70E740481C1C}">
                           <a14:useLocalDpi xmlns:a14="http://schemas.microsoft.com/office/drawing/2010/main" val="0"/>
@@ -37593,93 +37876,6 @@
           <w:szCs w:val="28"/>
         </w:rPr>
       </w:pPr>
-      <w:r>
-        <w:rPr>
-          <w:rFonts w:ascii="Times New Roman" w:hAnsi="Times New Roman" w:cs="Times New Roman"/>
-          <w:sz w:val="28"/>
-          <w:szCs w:val="28"/>
-        </w:rPr>
-        <w:t>Maintenance request</w:t>
-      </w:r>
-    </w:p>
-    <w:p>
-      <w:pPr>
-        <w:rPr>
-          <w:rFonts w:ascii="Times New Roman" w:hAnsi="Times New Roman" w:cs="Times New Roman"/>
-          <w:sz w:val="28"/>
-          <w:szCs w:val="28"/>
-        </w:rPr>
-      </w:pPr>
-      <w:r>
-        <w:rPr>
-          <w:rFonts w:ascii="Times New Roman" w:eastAsia="Times New Roman" w:hAnsi="Times New Roman" w:cs="Times New Roman"/>
-          <w:noProof/>
-          <w:sz w:val="24"/>
-          <w:szCs w:val="24"/>
-        </w:rPr>
-        <w:drawing>
-          <wp:anchor distT="0" distB="0" distL="114300" distR="114300" simplePos="0" relativeHeight="251660288" behindDoc="0" locked="0" layoutInCell="1" allowOverlap="1" wp14:anchorId="7B0FC616" wp14:editId="3735E26D">
-            <wp:simplePos x="0" y="0"/>
-            <wp:positionH relativeFrom="column">
-              <wp:posOffset>105508</wp:posOffset>
-            </wp:positionH>
-            <wp:positionV relativeFrom="paragraph">
-              <wp:posOffset>74002</wp:posOffset>
-            </wp:positionV>
-            <wp:extent cx="3141784" cy="7611745"/>
-            <wp:effectExtent l="0" t="0" r="1905" b="8255"/>
-            <wp:wrapNone/>
-            <wp:docPr id="9" name="Picture 9"/>
-            <wp:cNvGraphicFramePr>
-              <a:graphicFrameLocks xmlns:a="http://schemas.openxmlformats.org/drawingml/2006/main" noChangeAspect="1"/>
-            </wp:cNvGraphicFramePr>
-            <a:graphic xmlns:a="http://schemas.openxmlformats.org/drawingml/2006/main">
-              <a:graphicData uri="http://schemas.openxmlformats.org/drawingml/2006/picture">
-                <pic:pic xmlns:pic="http://schemas.openxmlformats.org/drawingml/2006/picture">
-                  <pic:nvPicPr>
-                    <pic:cNvPr id="0" name="Picture 9"/>
-                    <pic:cNvPicPr>
-                      <a:picLocks noChangeAspect="1" noChangeArrowheads="1"/>
-                    </pic:cNvPicPr>
-                  </pic:nvPicPr>
-                  <pic:blipFill>
-                    <a:blip r:embed="rId13">
-                      <a:extLst>
-                        <a:ext uri="{28A0092B-C50C-407E-A947-70E740481C1C}">
-                          <a14:useLocalDpi xmlns:a14="http://schemas.microsoft.com/office/drawing/2010/main" val="0"/>
-                        </a:ext>
-                      </a:extLst>
-                    </a:blip>
-                    <a:srcRect/>
-                    <a:stretch>
-                      <a:fillRect/>
-                    </a:stretch>
-                  </pic:blipFill>
-                  <pic:spPr bwMode="auto">
-                    <a:xfrm>
-                      <a:off x="0" y="0"/>
-                      <a:ext cx="3153319" cy="7639690"/>
-                    </a:xfrm>
-                    <a:prstGeom prst="rect">
-                      <a:avLst/>
-                    </a:prstGeom>
-                    <a:noFill/>
-                    <a:ln>
-                      <a:noFill/>
-                    </a:ln>
-                  </pic:spPr>
-                </pic:pic>
-              </a:graphicData>
-            </a:graphic>
-            <wp14:sizeRelH relativeFrom="margin">
-              <wp14:pctWidth>0</wp14:pctWidth>
-            </wp14:sizeRelH>
-            <wp14:sizeRelV relativeFrom="margin">
-              <wp14:pctHeight>0</wp14:pctHeight>
-            </wp14:sizeRelV>
-          </wp:anchor>
-        </w:drawing>
-      </w:r>
     </w:p>
     <w:p>
       <w:pPr>
@@ -37956,6 +38152,7 @@
           <w:sz w:val="28"/>
           <w:szCs w:val="28"/>
         </w:rPr>
+        <w:lastRenderedPageBreak/>
         <w:t>Payment</w:t>
       </w:r>
     </w:p>
@@ -38160,29 +38357,32 @@
           <w:sz w:val="28"/>
           <w:szCs w:val="28"/>
         </w:rPr>
-        <w:lastRenderedPageBreak/>
         <w:t>Property Listing</w:t>
       </w:r>
     </w:p>
     <w:p>
       <w:pPr>
-        <w:tabs>
-          <w:tab w:val="left" w:pos="6129"/>
-        </w:tabs>
         <w:rPr>
-          <w:rFonts w:ascii="Times New Roman" w:hAnsi="Times New Roman" w:cs="Times New Roman"/>
-          <w:sz w:val="28"/>
-          <w:szCs w:val="28"/>
+          <w:noProof/>
         </w:rPr>
       </w:pPr>
       <w:r>
         <w:rPr>
           <w:noProof/>
         </w:rPr>
+        <w:lastRenderedPageBreak/>
         <w:drawing>
-          <wp:inline distT="0" distB="0" distL="0" distR="0" wp14:anchorId="48F6AFB4" wp14:editId="6AFEA124">
+          <wp:anchor distT="0" distB="0" distL="114300" distR="114300" simplePos="0" relativeHeight="251661312" behindDoc="0" locked="0" layoutInCell="1" allowOverlap="1" wp14:anchorId="48F6AFB4" wp14:editId="10878C17">
+            <wp:simplePos x="0" y="0"/>
+            <wp:positionH relativeFrom="column">
+              <wp:posOffset>-38100</wp:posOffset>
+            </wp:positionH>
+            <wp:positionV relativeFrom="paragraph">
+              <wp:posOffset>280035</wp:posOffset>
+            </wp:positionV>
             <wp:extent cx="5943600" cy="7619365"/>
             <wp:effectExtent l="0" t="0" r="0" b="635"/>
+            <wp:wrapNone/>
             <wp:docPr id="102963226" name="Picture 1"/>
             <wp:cNvGraphicFramePr>
               <a:graphicFrameLocks xmlns:a="http://schemas.openxmlformats.org/drawingml/2006/main" noChangeAspect="1"/>
@@ -38195,7 +38395,13 @@
                     <pic:cNvPicPr/>
                   </pic:nvPicPr>
                   <pic:blipFill>
-                    <a:blip r:embed="rId15"/>
+                    <a:blip r:embed="rId15" cstate="print">
+                      <a:extLst>
+                        <a:ext uri="{28A0092B-C50C-407E-A947-70E740481C1C}">
+                          <a14:useLocalDpi xmlns:a14="http://schemas.microsoft.com/office/drawing/2010/main" val="0"/>
+                        </a:ext>
+                      </a:extLst>
+                    </a:blip>
                     <a:stretch>
                       <a:fillRect/>
                     </a:stretch>
@@ -38204,6 +38410,170 @@
                     <a:xfrm>
                       <a:off x="0" y="0"/>
                       <a:ext cx="5943600" cy="7619365"/>
+                    </a:xfrm>
+                    <a:prstGeom prst="rect">
+                      <a:avLst/>
+                    </a:prstGeom>
+                  </pic:spPr>
+                </pic:pic>
+              </a:graphicData>
+            </a:graphic>
+          </wp:anchor>
+        </w:drawing>
+      </w:r>
+      <w:r>
+        <w:rPr>
+          <w:noProof/>
+        </w:rPr>
+        <w:br w:type="page"/>
+      </w:r>
+    </w:p>
+    <w:p>
+      <w:pPr>
+        <w:tabs>
+          <w:tab w:val="left" w:pos="6129"/>
+        </w:tabs>
+        <w:rPr>
+          <w:rFonts w:ascii="Times New Roman" w:hAnsi="Times New Roman" w:cs="Times New Roman"/>
+          <w:sz w:val="28"/>
+          <w:szCs w:val="28"/>
+        </w:rPr>
+      </w:pPr>
+    </w:p>
+    <w:p>
+      <w:pPr>
+        <w:rPr>
+          <w:rFonts w:ascii="Times New Roman" w:hAnsi="Times New Roman" w:cs="Times New Roman"/>
+          <w:sz w:val="28"/>
+          <w:szCs w:val="28"/>
+        </w:rPr>
+      </w:pPr>
+      <w:r>
+        <w:rPr>
+          <w:rFonts w:ascii="Times New Roman" w:hAnsi="Times New Roman" w:cs="Times New Roman"/>
+          <w:sz w:val="28"/>
+          <w:szCs w:val="28"/>
+        </w:rPr>
+        <w:t>Maintenance Request</w:t>
+      </w:r>
+    </w:p>
+    <w:p>
+      <w:pPr>
+        <w:rPr>
+          <w:rFonts w:ascii="Times New Roman" w:hAnsi="Times New Roman" w:cs="Times New Roman"/>
+          <w:sz w:val="28"/>
+          <w:szCs w:val="28"/>
+        </w:rPr>
+      </w:pPr>
+      <w:r>
+        <w:rPr>
+          <w:noProof/>
+        </w:rPr>
+        <mc:AlternateContent>
+          <mc:Choice Requires="wps">
+            <w:drawing>
+              <wp:inline distT="0" distB="0" distL="0" distR="0" wp14:anchorId="52B0E110" wp14:editId="6586FC5F">
+                <wp:extent cx="304800" cy="304800"/>
+                <wp:effectExtent l="0" t="0" r="0" b="0"/>
+                <wp:docPr id="4" name="Rectangle 4"/>
+                <wp:cNvGraphicFramePr>
+                  <a:graphicFrameLocks xmlns:a="http://schemas.openxmlformats.org/drawingml/2006/main" noChangeAspect="1"/>
+                </wp:cNvGraphicFramePr>
+                <a:graphic xmlns:a="http://schemas.openxmlformats.org/drawingml/2006/main">
+                  <a:graphicData uri="http://schemas.microsoft.com/office/word/2010/wordprocessingShape">
+                    <wps:wsp>
+                      <wps:cNvSpPr>
+                        <a:spLocks noChangeAspect="1" noChangeArrowheads="1"/>
+                      </wps:cNvSpPr>
+                      <wps:spPr bwMode="auto">
+                        <a:xfrm>
+                          <a:off x="0" y="0"/>
+                          <a:ext cx="304800" cy="304800"/>
+                        </a:xfrm>
+                        <a:prstGeom prst="rect">
+                          <a:avLst/>
+                        </a:prstGeom>
+                        <a:noFill/>
+                        <a:ln>
+                          <a:noFill/>
+                        </a:ln>
+                        <a:extLst>
+                          <a:ext uri="{909E8E84-426E-40DD-AFC4-6F175D3DCCD1}">
+                            <a14:hiddenFill xmlns:a14="http://schemas.microsoft.com/office/drawing/2010/main">
+                              <a:solidFill>
+                                <a:srgbClr val="FFFFFF"/>
+                              </a:solidFill>
+                            </a14:hiddenFill>
+                          </a:ext>
+                          <a:ext uri="{91240B29-F687-4F45-9708-019B960494DF}">
+                            <a14:hiddenLine xmlns:a14="http://schemas.microsoft.com/office/drawing/2010/main" w="9525">
+                              <a:solidFill>
+                                <a:srgbClr val="000000"/>
+                              </a:solidFill>
+                              <a:miter lim="800000"/>
+                              <a:headEnd/>
+                              <a:tailEnd/>
+                            </a14:hiddenLine>
+                          </a:ext>
+                        </a:extLst>
+                      </wps:spPr>
+                      <wps:bodyPr rot="0" vert="horz" wrap="square" lIns="91440" tIns="45720" rIns="91440" bIns="45720" anchor="t" anchorCtr="0" upright="1">
+                        <a:noAutofit/>
+                      </wps:bodyPr>
+                    </wps:wsp>
+                  </a:graphicData>
+                </a:graphic>
+              </wp:inline>
+            </w:drawing>
+          </mc:Choice>
+          <mc:Fallback>
+            <w:pict>
+              <v:rect w14:anchorId="35269DAC" id="Rectangle 4" o:spid="_x0000_s1026" style="width:24pt;height:24pt;visibility:visible;mso-wrap-style:square;mso-left-percent:-10001;mso-top-percent:-10001;mso-position-horizontal:absolute;mso-position-horizontal-relative:char;mso-position-vertical:absolute;mso-position-vertical-relative:line;mso-left-percent:-10001;mso-top-percent:-10001;v-text-anchor:top" o:gfxdata="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" filled="f" stroked="f">
+                <o:lock v:ext="edit" aspectratio="t"/>
+                <w10:anchorlock/>
+              </v:rect>
+            </w:pict>
+          </mc:Fallback>
+        </mc:AlternateContent>
+      </w:r>
+      <w:r>
+        <w:rPr>
+          <w:rFonts w:ascii="Times New Roman" w:hAnsi="Times New Roman" w:cs="Times New Roman"/>
+          <w:noProof/>
+          <w:sz w:val="28"/>
+          <w:szCs w:val="28"/>
+        </w:rPr>
+        <w:drawing>
+          <wp:inline distT="0" distB="0" distL="0" distR="0" wp14:anchorId="244882C5" wp14:editId="02F9F04B">
+            <wp:extent cx="5943600" cy="7165340"/>
+            <wp:effectExtent l="0" t="0" r="0" b="0"/>
+            <wp:docPr id="11" name="Picture 11"/>
+            <wp:cNvGraphicFramePr>
+              <a:graphicFrameLocks xmlns:a="http://schemas.openxmlformats.org/drawingml/2006/main" noChangeAspect="1"/>
+            </wp:cNvGraphicFramePr>
+            <a:graphic xmlns:a="http://schemas.openxmlformats.org/drawingml/2006/main">
+              <a:graphicData uri="http://schemas.openxmlformats.org/drawingml/2006/picture">
+                <pic:pic xmlns:pic="http://schemas.openxmlformats.org/drawingml/2006/picture">
+                  <pic:nvPicPr>
+                    <pic:cNvPr id="11" name="Picture 11"/>
+                    <pic:cNvPicPr/>
+                  </pic:nvPicPr>
+                  <pic:blipFill>
+                    <a:blip r:embed="rId12">
+                      <a:extLst>
+                        <a:ext uri="{28A0092B-C50C-407E-A947-70E740481C1C}">
+                          <a14:useLocalDpi xmlns:a14="http://schemas.microsoft.com/office/drawing/2010/main" val="0"/>
+                        </a:ext>
+                      </a:extLst>
+                    </a:blip>
+                    <a:stretch>
+                      <a:fillRect/>
+                    </a:stretch>
+                  </pic:blipFill>
+                  <pic:spPr>
+                    <a:xfrm>
+                      <a:off x="0" y="0"/>
+                      <a:ext cx="5943600" cy="7165340"/>
                     </a:xfrm>
                     <a:prstGeom prst="rect">
                       <a:avLst/>
